--- a/COBIT-2019/CSW-COBIT-Reference-Design.docx
+++ b/COBIT-2019/CSW-COBIT-Reference-Design.docx
@@ -28,7 +28,7 @@
         </w:p>
       </w:sdtContent>
     </w:sdt>
-    <w:bookmarkStart w:id="57" w:name="Xdac0e4e70e06eccaba54a8fabf71e2c3b2c55b4"/>
+    <w:bookmarkStart w:id="58" w:name="Xdac0e4e70e06eccaba54a8fabf71e2c3b2c55b4"/>
     <w:p>
       <w:pPr>
         <w:pStyle w:val="Heading1"/>
@@ -37,13 +37,13 @@
         <w:t xml:space="preserve">Cisco Secure Workload — COBIT 2019 Compliance Framework</w:t>
       </w:r>
     </w:p>
-    <w:bookmarkStart w:id="9" w:name="Xcc5c1896211ce9ebc0595569b9efc61f14c79ef"/>
+    <w:bookmarkStart w:id="9" w:name="X443219222fa4f832104dc8020373436c13f2cdc"/>
     <w:p>
       <w:pPr>
         <w:pStyle w:val="Heading2"/>
       </w:pPr>
       <w:r>
-        <w:t xml:space="preserve">Technical Runbook | IT Governance &amp; Assurance Teams</w:t>
+        <w:t xml:space="preserve">Reference Design | IT Governance &amp; Assurance Teams</w:t>
       </w:r>
     </w:p>
     <w:p>
@@ -124,7 +124,7 @@
           <w:b/>
           <w:bCs/>
         </w:rPr>
-        <w:t xml:space="preserve">Questions this runbook helps you answer:</w:t>
+        <w:t xml:space="preserve">Questions this reference design helps you answer:</w:t>
       </w:r>
     </w:p>
     <w:p>
@@ -1501,7 +1501,7 @@
         <w:pStyle w:val="BodyText"/>
       </w:pPr>
       <w:r>
-        <w:t xml:space="preserve">This runbook focuses on the objectives the user community most often seeks to pair with CSW: security services, operations, monitoring, change/configuration signals, and risk-related technical inputs.</w:t>
+        <w:t xml:space="preserve">This reference design focuses on the objectives the user community most often seeks to pair with CSW: security services, operations, monitoring, change/configuration signals, and risk-related technical inputs.</w:t>
       </w:r>
     </w:p>
     <w:bookmarkStart w:id="21" w:name="Xc01907bacca6244162343b5f57a4d7c9f3716fc"/>
@@ -1973,7 +1973,7 @@
         </w:numPr>
       </w:pPr>
       <w:r>
-        <w:t xml:space="preserve">Mapping from COBIT in-scope objectives to CSW capabilities documented (this runbook Section 7 as a starting point)</w:t>
+        <w:t xml:space="preserve">Mapping from COBIT in-scope objectives to CSW capabilities documented (this reference design Section 7 as a starting point)</w:t>
       </w:r>
     </w:p>
     <w:p>
@@ -5488,7 +5488,7 @@
         <w:t xml:space="preserve">All 40 COBIT objectives</w:t>
       </w:r>
       <w:r>
-        <w:t xml:space="preserve">: this runbook targets</w:t>
+        <w:t xml:space="preserve">: this reference design targets</w:t>
       </w:r>
       <w:r>
         <w:t xml:space="preserve"> </w:t>
@@ -6816,7 +6816,7 @@
       </w:r>
     </w:p>
     <w:bookmarkEnd w:id="52"/>
-    <w:bookmarkStart w:id="56" w:name="appendix-b--related-frameworks"/>
+    <w:bookmarkStart w:id="57" w:name="appendix-b--related-frameworks"/>
     <w:p>
       <w:pPr>
         <w:pStyle w:val="Heading2"/>
@@ -6827,7 +6827,6 @@
     </w:p>
     <w:p>
       <w:pPr>
-        <w:pStyle w:val="Compact"/>
         <w:numPr>
           <w:ilvl w:val="0"/>
           <w:numId w:val="1031"/>
@@ -6850,7 +6849,6 @@
     </w:p>
     <w:p>
       <w:pPr>
-        <w:pStyle w:val="Compact"/>
         <w:numPr>
           <w:ilvl w:val="0"/>
           <w:numId w:val="1031"/>
@@ -6873,7 +6871,6 @@
     </w:p>
     <w:p>
       <w:pPr>
-        <w:pStyle w:val="Compact"/>
         <w:numPr>
           <w:ilvl w:val="0"/>
           <w:numId w:val="1031"/>
@@ -6908,6 +6905,28 @@
       </w:r>
     </w:p>
     <w:p>
+      <w:pPr>
+        <w:numPr>
+          <w:ilvl w:val="0"/>
+          <w:numId w:val="1031"/>
+        </w:numPr>
+      </w:pPr>
+      <w:hyperlink r:id="rId56">
+        <w:r>
+          <w:rPr>
+            <w:rStyle w:val="Hyperlink"/>
+          </w:rPr>
+          <w:t xml:space="preserve">UK NCSC CAF v3.2</w:t>
+        </w:r>
+      </w:hyperlink>
+      <w:r>
+        <w:t xml:space="preserve"> </w:t>
+      </w:r>
+      <w:r>
+        <w:t xml:space="preserve">— APO13 is the reuse path for CAF A1 governance telemetry.</w:t>
+      </w:r>
+    </w:p>
+    <w:p>
       <w:r>
         <w:pict>
           <v:rect style="width:0;height:1.5pt" o:hralign="center" o:hrstd="t" o:hr="t"/>
@@ -6926,8 +6945,8 @@
         <w:t xml:space="preserve">Document prepared for Cisco customer engagements. Replace bracketed placeholders and tailor scopes to your COBIT assessment boundary before external sharing.</w:t>
       </w:r>
     </w:p>
-    <w:bookmarkEnd w:id="56"/>
     <w:bookmarkEnd w:id="57"/>
+    <w:bookmarkEnd w:id="58"/>
     <w:sectPr>
       <w:footnotePr>
         <w:numRestart w:val="eachSect"/>
